--- a/src/templates/مکانیک مرحله دوم.docx
+++ b/src/templates/مکانیک مرحله دوم.docx
@@ -333,7 +333,25 @@
           <w:szCs w:val="26"/>
           <w:rtl/>
         </w:rPr>
-        <w:t>کد نوسازی شهرداری «کد_نوسازی»، تاریخ تنظیم گزارش «تاریخ_گزارش»، شماره پرونده نظام مهندسی «شماره_پرونده»، عنوان پروژه «عنوان_بلوک»، پروانه ساختمانی به شماره «شماره_پروانه»، تاریخ صدور «تاریخ_صدور_پروانه»، بلوک «تعداد_بلوک»، کاربری «نوع_کاربری»، نوع سازه «نوع_سازه»، گروه ساختمانی «گروه_ساختمانی»، تعداد سقف «تعداد_طبقات»، نام مالک / نماینده قانونی مالک «مالک»، مهندس ناظر محمد مهدی برخورداری، مهندس ناظر هماهنگ کننده «هماهنگکننده».</w:t>
+        <w:t xml:space="preserve">کد نوسازی شهرداری «کد_نوسازی»، تاریخ تنظیم گزارش «تاریخ_گزارش»، شماره پرونده نظام مهندسی «شماره_پرونده»، عنوان پروژه «عنوان_بلوک»، پروانه ساختمانی به شماره «شماره_پروانه»، تاریخ صدور «تاریخ_صدور_پروانه»، بلوک «تعداد_بلوک»، کاربری «نوع_کاربری»، نوع سازه «نوع_سازه»، گروه ساختمانی «گروه_ساختمانی»، تعداد سقف «تعداد_طبقات»، نام مالک / نماینده قانونی مالک «مالک»، مهندس ناظر </w:t>
+      </w:r>
+      <w:r>
+        <w:rPr>
+          <w:rFonts w:cs="B Nazanin" w:hint="cs"/>
+          <w:sz w:val="26"/>
+          <w:szCs w:val="26"/>
+          <w:rtl/>
+        </w:rPr>
+        <w:t>"نام ناظر"</w:t>
+      </w:r>
+      <w:r>
+        <w:rPr>
+          <w:rFonts w:cs="B Nazanin"/>
+          <w:sz w:val="26"/>
+          <w:szCs w:val="26"/>
+          <w:rtl/>
+        </w:rPr>
+        <w:t>، مهندس ناظر هماهنگ کننده «هماهنگکننده».</w:t>
       </w:r>
     </w:p>
     <w:tbl>
@@ -2533,7 +2551,7 @@
                 <w:szCs w:val="22"/>
                 <w:rtl/>
               </w:rPr>
-              <w:t>۱- پروژه مذکور تاکنون به مرحله اجرای تأسیسات مکانیکی نرسیده است.</w:t>
+              <w:t xml:space="preserve">۱- </w:t>
             </w:r>
           </w:p>
           <w:p>
@@ -2554,7 +2572,7 @@
                 <w:szCs w:val="22"/>
                 <w:rtl/>
               </w:rPr>
-              <w:t>۲- مجری ذی‌صلاحی که احراز صلاحیت وی به‌طور قطعی محرز شده باشد، معرفی نگردیده است.</w:t>
+              <w:t xml:space="preserve">۲- </w:t>
             </w:r>
           </w:p>
           <w:p>
@@ -2579,73 +2597,6 @@
       <w:pPr>
         <w:spacing w:before="160"/>
       </w:pPr>
-      <w:r>
-        <w:rPr>
-          <w:noProof/>
-        </w:rPr>
-        <w:drawing>
-          <wp:anchor distT="0" distB="0" distL="114300" distR="114300" simplePos="0" relativeHeight="251662336" behindDoc="1" locked="0" layoutInCell="1" allowOverlap="1" wp14:anchorId="4569B9FB" wp14:editId="071311E9">
-            <wp:simplePos x="0" y="0"/>
-            <wp:positionH relativeFrom="column">
-              <wp:posOffset>461274</wp:posOffset>
-            </wp:positionH>
-            <wp:positionV relativeFrom="paragraph">
-              <wp:posOffset>94615</wp:posOffset>
-            </wp:positionV>
-            <wp:extent cx="1334770" cy="729615"/>
-            <wp:effectExtent l="0" t="0" r="0" b="0"/>
-            <wp:wrapNone/>
-            <wp:docPr id="999452031" name="Picture 1"/>
-            <wp:cNvGraphicFramePr>
-              <a:graphicFrameLocks xmlns:a="http://schemas.openxmlformats.org/drawingml/2006/main" noChangeAspect="1"/>
-            </wp:cNvGraphicFramePr>
-            <a:graphic xmlns:a="http://schemas.openxmlformats.org/drawingml/2006/main">
-              <a:graphicData uri="http://schemas.openxmlformats.org/drawingml/2006/picture">
-                <pic:pic xmlns:pic="http://schemas.openxmlformats.org/drawingml/2006/picture">
-                  <pic:nvPicPr>
-                    <pic:cNvPr id="0" name="Picture 1"/>
-                    <pic:cNvPicPr>
-                      <a:picLocks noChangeAspect="1" noChangeArrowheads="1"/>
-                    </pic:cNvPicPr>
-                  </pic:nvPicPr>
-                  <pic:blipFill>
-                    <a:blip r:embed="rId7" cstate="print">
-                      <a:extLst>
-                        <a:ext uri="{28A0092B-C50C-407E-A947-70E740481C1C}">
-                          <a14:useLocalDpi xmlns:a14="http://schemas.microsoft.com/office/drawing/2010/main" val="0"/>
-                        </a:ext>
-                      </a:extLst>
-                    </a:blip>
-                    <a:srcRect/>
-                    <a:stretch>
-                      <a:fillRect/>
-                    </a:stretch>
-                  </pic:blipFill>
-                  <pic:spPr bwMode="auto">
-                    <a:xfrm>
-                      <a:off x="0" y="0"/>
-                      <a:ext cx="1334770" cy="729615"/>
-                    </a:xfrm>
-                    <a:prstGeom prst="rect">
-                      <a:avLst/>
-                    </a:prstGeom>
-                    <a:noFill/>
-                    <a:ln>
-                      <a:noFill/>
-                    </a:ln>
-                  </pic:spPr>
-                </pic:pic>
-              </a:graphicData>
-            </a:graphic>
-            <wp14:sizeRelH relativeFrom="page">
-              <wp14:pctWidth>0</wp14:pctWidth>
-            </wp14:sizeRelH>
-            <wp14:sizeRelV relativeFrom="page">
-              <wp14:pctHeight>0</wp14:pctHeight>
-            </wp14:sizeRelV>
-          </wp:anchor>
-        </w:drawing>
-      </w:r>
     </w:p>
     <w:tbl>
       <w:tblPr>
